--- a/docs/Watchlog - Summary.docx
+++ b/docs/Watchlog - Summary.docx
@@ -16,7 +16,7 @@
         <w:pStyle w:val="FirstParagraph"/>
       </w:pPr>
       <w:r>
-        <w:t xml:space="preserve">Oct 16, 2026 · Jakob</w:t>
+        <w:t xml:space="preserve">Oct 25, 2026 · Jakob</w:t>
       </w:r>
     </w:p>
     <w:p>
@@ -51,7 +51,7 @@
         <w:t xml:space="preserve">;medical</w:t>
       </w:r>
       <w:r>
-        <w:t xml:space="preserve">, fill in the details that change, and the finished entry goes into iTrak. You still read it over and save it yourself, same as now.</w:t>
+        <w:t xml:space="preserve">, fill in the details that change, and the finished entry goes into iTrak. You still read it over and save it yourself, same as now. It also clears the Alert Grid list with one key once you’ve looked it over, and opens and signs into our programs at the start of shift.</w:t>
       </w:r>
     </w:p>
     <w:bookmarkStart w:id="20" w:name="why-its-worth-trying"/>
@@ -60,7 +60,7 @@
         <w:pStyle w:val="Heading2"/>
       </w:pPr>
       <w:r>
-        <w:t xml:space="preserve">Why it's worth trying</w:t>
+        <w:t xml:space="preserve">Why it’s worth trying</w:t>
       </w:r>
     </w:p>
     <w:p>
@@ -72,7 +72,7 @@
         <w:pStyle w:val="Compact"/>
       </w:pPr>
       <w:r>
-        <w:t xml:space="preserve">About 2,000 keystrokes and 14 minutes saved per shift by my count, roughly 42 hours a year per operator. The pilot would time it properly.</w:t>
+        <w:t xml:space="preserve">About 2,000 keystrokes and 14 minutes saved per shift on typing and opening programs by my count, roughly 42 hours a year per operator. One-key Alert Grid clearing should add another 5 to 10 minutes a shift. These are estimates, and I plan to count a full shift to check them.</w:t>
       </w:r>
     </w:p>
     <w:p>
@@ -108,7 +108,7 @@
         <w:pStyle w:val="Compact"/>
       </w:pPr>
       <w:r>
-        <w:t xml:space="preserve">New operators can search templates by any word, so there's nothing to memorize.</w:t>
+        <w:t xml:space="preserve">New operators get a short tutorial and can search templates by any word, so there’s nothing to memorize.</w:t>
       </w:r>
     </w:p>
     <w:bookmarkEnd w:id="20"/>
@@ -130,7 +130,7 @@
         <w:pStyle w:val="Compact"/>
       </w:pPr>
       <w:r>
-        <w:t xml:space="preserve">Passwords are kept in Windows Credential Manager on each PC, never in a file and never synced.</w:t>
+        <w:t xml:space="preserve">Passwords are kept in Windows Credential Manager on each PC, never in a file and never synced. A login is only typed into the program it’s locked to.</w:t>
       </w:r>
     </w:p>
     <w:p>
@@ -142,7 +142,7 @@
         <w:pStyle w:val="Compact"/>
       </w:pPr>
       <w:r>
-        <w:t xml:space="preserve">It doesn't connect to the internet, send anything anywhere, record what you type, or change anything in iTrak.</w:t>
+        <w:t xml:space="preserve">It doesn’t connect to the internet, send anything anywhere, record what you type, or change anything in iTrak. In Alert Grid it only does the clicks you’d do, and never touches the password.</w:t>
       </w:r>
     </w:p>
     <w:p>
@@ -154,7 +154,7 @@
         <w:pStyle w:val="Compact"/>
       </w:pPr>
       <w:r>
-        <w:t xml:space="preserve">The only copy of log text it keeps is each operator's own shift journal, which is deleted after 30 days.</w:t>
+        <w:t xml:space="preserve">The only copy of log text it keeps is each operator’s own shift journal, which is deleted after 30 days.</w:t>
       </w:r>
     </w:p>
     <w:p>
@@ -166,7 +166,7 @@
         <w:pStyle w:val="Compact"/>
       </w:pPr>
       <w:r>
-        <w:t xml:space="preserve">The shared wording sits in a SharePoint folder that the approved supervisors have access to. Each PC shows a check code proving it has the approved version, and a Security and status report listing everything the tool has saved there.</w:t>
+        <w:t xml:space="preserve">The shared wording sits in a SharePoint folder that the supervisors have access to. Each PC shows a check code proving it has the approved version, and a Security and status report listing everything the tool has saved there.</w:t>
       </w:r>
     </w:p>
     <w:bookmarkEnd w:id="21"/>
@@ -176,7 +176,7 @@
         <w:pStyle w:val="Heading2"/>
       </w:pPr>
       <w:r>
-        <w:t xml:space="preserve">What I'm asking for</w:t>
+        <w:t xml:space="preserve">What I’m asking for</w:t>
       </w:r>
     </w:p>
     <w:p>
@@ -184,7 +184,7 @@
         <w:pStyle w:val="FirstParagraph"/>
       </w:pPr>
       <w:r>
-        <w:t xml:space="preserve">A pilot. I'd need the supervisors named by management to approve the wording, a SharePoint folder for the shared file, and IT to check the password storage, the automatic logins, installing AutoHotkey and starting it with Windows. The full overview has all the details.</w:t>
+        <w:t xml:space="preserve">Approval for anyone on the team who wants it to use it. I’d need the supervisors named by management to approve the wording, a SharePoint folder for the shared file, and IT to check the password storage, the automatic logins and Alert Grid clicks, and running Watchlog.exe with Windows. It installs per user with no administrator rights. The full overview has all the details.</w:t>
       </w:r>
     </w:p>
     <w:bookmarkEnd w:id="22"/>
@@ -404,6 +404,10 @@
   <w:style w:default="1" w:styleId="Normal" w:type="paragraph">
     <w:name w:val="Normal"/>
     <w:qFormat/>
+    <w:rPr>
+      <w:rFonts w:ascii="Calibri" w:hAnsi="Calibri"/>
+      <w:sz w:val="22"/>
+    </w:rPr>
   </w:style>
   <w:style w:styleId="BodyText" w:type="paragraph">
     <w:name w:val="Body Text"/>
@@ -413,12 +417,20 @@
       <w:spacing w:after="180" w:before="180"/>
     </w:pPr>
     <w:qFormat/>
+    <w:rPr>
+      <w:rFonts w:ascii="Calibri" w:hAnsi="Calibri"/>
+      <w:sz w:val="22"/>
+    </w:rPr>
   </w:style>
   <w:style w:customStyle="1" w:styleId="FirstParagraph" w:type="paragraph">
     <w:name w:val="First Paragraph"/>
     <w:basedOn w:val="BodyText"/>
     <w:next w:val="BodyText"/>
     <w:qFormat/>
+    <w:rPr>
+      <w:rFonts w:ascii="Calibri" w:hAnsi="Calibri"/>
+      <w:sz w:val="22"/>
+    </w:rPr>
   </w:style>
   <w:style w:customStyle="1" w:styleId="Compact" w:type="paragraph">
     <w:name w:val="Compact"/>
@@ -427,6 +439,10 @@
     <w:pPr>
       <w:spacing w:after="36" w:before="36"/>
     </w:pPr>
+    <w:rPr>
+      <w:rFonts w:ascii="Calibri" w:hAnsi="Calibri"/>
+      <w:sz w:val="21"/>
+    </w:rPr>
   </w:style>
   <w:style w:styleId="Title" w:type="paragraph">
     <w:name w:val="Title"/>
@@ -440,11 +456,11 @@
       <w:jc w:val="center"/>
     </w:pPr>
     <w:rPr>
-      <w:rFonts w:asciiTheme="majorHAnsi" w:cstheme="majorBidi" w:eastAsiaTheme="majorEastAsia" w:hAnsiTheme="majorHAnsi"/>
+      <w:rFonts w:ascii="Calibri" w:asciiTheme="majorHAnsi" w:cstheme="majorBidi" w:eastAsiaTheme="majorEastAsia" w:hAnsi="Calibri" w:hAnsiTheme="majorHAnsi"/>
       <w:b/>
       <w:bCs/>
-      <w:color w:themeColor="accent1" w:themeShade="B5" w:val="345A8A"/>
-      <w:sz w:val="36"/>
+      <w:color w:val="1F5F5F"/>
+      <w:sz w:val="44"/>
       <w:szCs w:val="36"/>
     </w:rPr>
   </w:style>
@@ -460,6 +476,7 @@
       <w:jc w:val="center"/>
     </w:pPr>
     <w:rPr>
+      <w:rFonts w:ascii="Calibri" w:hAnsi="Calibri"/>
       <w:sz w:val="30"/>
       <w:szCs w:val="30"/>
     </w:rPr>
@@ -473,6 +490,9 @@
       <w:keepLines/>
       <w:jc w:val="center"/>
     </w:pPr>
+    <w:rPr>
+      <w:rFonts w:ascii="Calibri" w:hAnsi="Calibri"/>
+    </w:rPr>
   </w:style>
   <w:style w:styleId="Date" w:type="paragraph">
     <w:name w:val="Date"/>
@@ -483,6 +503,9 @@
       <w:keepLines/>
       <w:jc w:val="center"/>
     </w:pPr>
+    <w:rPr>
+      <w:rFonts w:ascii="Calibri" w:hAnsi="Calibri"/>
+    </w:rPr>
   </w:style>
   <w:style w:customStyle="1" w:styleId="AbstractTitle" w:type="paragraph">
     <w:name w:val="Abstract Title"/>
@@ -498,6 +521,7 @@
     <w:rPr>
       <w:sz w:val="20"/>
       <w:szCs w:val="20"/>
+      <w:rFonts w:ascii="Calibri" w:hAnsi="Calibri"/>
       <w:b/>
       <w:color w:val="345A8A"/>
       &gt;
@@ -514,6 +538,7 @@
       <w:spacing w:after="300" w:before="100"/>
     </w:pPr>
     <w:rPr>
+      <w:rFonts w:ascii="Calibri" w:hAnsi="Calibri"/>
       <w:sz w:val="20"/>
       <w:szCs w:val="20"/>
     </w:rPr>
@@ -524,7 +549,9 @@
     <w:next w:val="Bibliography"/>
     <w:qFormat/>
     <w:pPr/>
-    <w:rPr/>
+    <w:rPr>
+      <w:rFonts w:ascii="Calibri" w:hAnsi="Calibri"/>
+    </w:rPr>
   </w:style>
   <w:style w:styleId="Heading1" w:type="paragraph">
     <w:name w:val="Heading 1"/>
@@ -539,7 +566,7 @@
       <w:outlineLvl w:val="0"/>
     </w:pPr>
     <w:rPr>
-      <w:rFonts w:asciiTheme="majorHAnsi" w:cstheme="majorBidi" w:eastAsiaTheme="majorEastAsia" w:hAnsiTheme="majorHAnsi"/>
+      <w:rFonts w:ascii="Calibri" w:asciiTheme="majorHAnsi" w:cstheme="majorBidi" w:eastAsiaTheme="majorEastAsia" w:hAnsi="Calibri" w:hAnsiTheme="majorHAnsi"/>
       <w:b/>
       <w:bCs/>
       <w:color w:themeColor="accent1" w:val="4F81BD"/>
@@ -561,7 +588,7 @@
       <w:outlineLvl w:val="1"/>
     </w:pPr>
     <w:rPr>
-      <w:rFonts w:asciiTheme="majorHAnsi" w:cstheme="majorBidi" w:eastAsiaTheme="majorEastAsia" w:hAnsiTheme="majorHAnsi"/>
+      <w:rFonts w:ascii="Calibri" w:asciiTheme="majorHAnsi" w:cstheme="majorBidi" w:eastAsiaTheme="majorEastAsia" w:hAnsi="Calibri" w:hAnsiTheme="majorHAnsi"/>
       <w:b/>
       <w:bCs/>
       <w:color w:themeColor="accent1" w:val="4F81BD"/>
@@ -583,7 +610,7 @@
       <w:outlineLvl w:val="2"/>
     </w:pPr>
     <w:rPr>
-      <w:rFonts w:asciiTheme="majorHAnsi" w:cstheme="majorBidi" w:eastAsiaTheme="majorEastAsia" w:hAnsiTheme="majorHAnsi"/>
+      <w:rFonts w:ascii="Calibri" w:asciiTheme="majorHAnsi" w:cstheme="majorBidi" w:eastAsiaTheme="majorEastAsia" w:hAnsi="Calibri" w:hAnsiTheme="majorHAnsi"/>
       <w:b/>
       <w:bCs/>
       <w:color w:themeColor="accent1" w:val="4F81BD"/>
@@ -605,7 +632,7 @@
       <w:outlineLvl w:val="3"/>
     </w:pPr>
     <w:rPr>
-      <w:rFonts w:asciiTheme="majorHAnsi" w:cstheme="majorBidi" w:eastAsiaTheme="majorEastAsia" w:hAnsiTheme="majorHAnsi"/>
+      <w:rFonts w:ascii="Calibri" w:asciiTheme="majorHAnsi" w:cstheme="majorBidi" w:eastAsiaTheme="majorEastAsia" w:hAnsi="Calibri" w:hAnsiTheme="majorHAnsi"/>
       <w:i/>
       <w:bCs/>
       <w:color w:themeColor="accent1" w:val="4F81BD"/>
@@ -627,7 +654,7 @@
       <w:outlineLvl w:val="4"/>
     </w:pPr>
     <w:rPr>
-      <w:rFonts w:asciiTheme="majorHAnsi" w:cstheme="majorBidi" w:eastAsiaTheme="majorEastAsia" w:hAnsiTheme="majorHAnsi"/>
+      <w:rFonts w:ascii="Calibri" w:asciiTheme="majorHAnsi" w:cstheme="majorBidi" w:eastAsiaTheme="majorEastAsia" w:hAnsi="Calibri" w:hAnsiTheme="majorHAnsi"/>
       <w:iCs/>
       <w:color w:themeColor="accent1" w:val="4F81BD"/>
       <w:sz w:val="24"/>
@@ -648,7 +675,7 @@
       <w:outlineLvl w:val="5"/>
     </w:pPr>
     <w:rPr>
-      <w:rFonts w:asciiTheme="majorHAnsi" w:cstheme="majorBidi" w:eastAsiaTheme="majorEastAsia" w:hAnsiTheme="majorHAnsi"/>
+      <w:rFonts w:ascii="Calibri" w:asciiTheme="majorHAnsi" w:cstheme="majorBidi" w:eastAsiaTheme="majorEastAsia" w:hAnsi="Calibri" w:hAnsiTheme="majorHAnsi"/>
       <w:color w:themeColor="accent1" w:val="4F81BD"/>
       <w:sz w:val="24"/>
       <w:szCs w:val="24"/>
@@ -668,7 +695,7 @@
       <w:outlineLvl w:val="6"/>
     </w:pPr>
     <w:rPr>
-      <w:rFonts w:asciiTheme="majorHAnsi" w:cstheme="majorBidi" w:eastAsiaTheme="majorEastAsia" w:hAnsiTheme="majorHAnsi"/>
+      <w:rFonts w:ascii="Calibri" w:asciiTheme="majorHAnsi" w:cstheme="majorBidi" w:eastAsiaTheme="majorEastAsia" w:hAnsi="Calibri" w:hAnsiTheme="majorHAnsi"/>
       <w:color w:themeColor="accent1" w:val="4F81BD"/>
       <w:sz w:val="24"/>
       <w:szCs w:val="24"/>
@@ -688,7 +715,7 @@
       <w:outlineLvl w:val="7"/>
     </w:pPr>
     <w:rPr>
-      <w:rFonts w:asciiTheme="majorHAnsi" w:cstheme="majorBidi" w:eastAsiaTheme="majorEastAsia" w:hAnsiTheme="majorHAnsi"/>
+      <w:rFonts w:ascii="Calibri" w:asciiTheme="majorHAnsi" w:cstheme="majorBidi" w:eastAsiaTheme="majorEastAsia" w:hAnsi="Calibri" w:hAnsiTheme="majorHAnsi"/>
       <w:color w:themeColor="accent1" w:val="4F81BD"/>
       <w:sz w:val="24"/>
       <w:szCs w:val="24"/>
@@ -708,7 +735,7 @@
       <w:outlineLvl w:val="8"/>
     </w:pPr>
     <w:rPr>
-      <w:rFonts w:asciiTheme="majorHAnsi" w:cstheme="majorBidi" w:eastAsiaTheme="majorEastAsia" w:hAnsiTheme="majorHAnsi"/>
+      <w:rFonts w:ascii="Calibri" w:asciiTheme="majorHAnsi" w:cstheme="majorBidi" w:eastAsiaTheme="majorEastAsia" w:hAnsi="Calibri" w:hAnsiTheme="majorHAnsi"/>
       <w:color w:themeColor="accent1" w:val="4F81BD"/>
       <w:sz w:val="24"/>
       <w:szCs w:val="24"/>
@@ -725,6 +752,9 @@
       <w:spacing w:after="100" w:before="100"/>
       <w:ind w:firstLine="0" w:left="480" w:right="480"/>
     </w:pPr>
+    <w:rPr>
+      <w:rFonts w:ascii="Calibri" w:hAnsi="Calibri"/>
+    </w:rPr>
   </w:style>
   <w:style w:styleId="FootnoteText" w:type="paragraph">
     <w:name w:val="Footnote Text"/>
@@ -733,11 +763,17 @@
     <w:uiPriority w:val="9"/>
     <w:unhideWhenUsed/>
     <w:qFormat/>
+    <w:rPr>
+      <w:rFonts w:ascii="Calibri" w:hAnsi="Calibri"/>
+    </w:rPr>
   </w:style>
   <w:style w:default="1" w:styleId="DefaultParagraphFont" w:type="character">
     <w:name w:val="Default Paragraph Font"/>
     <w:semiHidden/>
     <w:unhideWhenUsed/>
+    <w:rPr>
+      <w:rFonts w:ascii="Calibri" w:hAnsi="Calibri"/>
+    </w:rPr>
   </w:style>
   <w:style w:default="1" w:styleId="Table" w:type="table">
     <w:name w:val="Table"/>
@@ -745,6 +781,9 @@
     <w:semiHidden/>
     <w:unhideWhenUsed/>
     <w:qFormat/>
+    <w:rPr>
+      <w:rFonts w:ascii="Calibri" w:hAnsi="Calibri"/>
+    </w:rPr>
     <w:tblPr>
       <w:tblInd w:type="dxa" w:w="0"/>
       <w:tblCellMar>
@@ -780,12 +819,16 @@
       <w:spacing w:after="0"/>
     </w:pPr>
     <w:rPr>
+      <w:rFonts w:ascii="Calibri" w:hAnsi="Calibri"/>
       <w:b/>
     </w:rPr>
   </w:style>
   <w:style w:customStyle="1" w:styleId="Definition" w:type="paragraph">
     <w:name w:val="Definition"/>
     <w:basedOn w:val="Normal"/>
+    <w:rPr>
+      <w:rFonts w:ascii="Calibri" w:hAnsi="Calibri"/>
+    </w:rPr>
   </w:style>
   <w:style w:styleId="Caption" w:type="paragraph">
     <w:name w:val="Caption"/>
@@ -795,6 +838,7 @@
       <w:spacing w:after="120" w:before="0"/>
     </w:pPr>
     <w:rPr>
+      <w:rFonts w:ascii="Calibri" w:hAnsi="Calibri"/>
       <w:i/>
     </w:rPr>
   </w:style>
@@ -804,14 +848,23 @@
     <w:pPr>
       <w:keepNext/>
     </w:pPr>
+    <w:rPr>
+      <w:rFonts w:ascii="Calibri" w:hAnsi="Calibri"/>
+    </w:rPr>
   </w:style>
   <w:style w:customStyle="1" w:styleId="ImageCaption" w:type="paragraph">
     <w:name w:val="Image Caption"/>
     <w:basedOn w:val="Caption"/>
+    <w:rPr>
+      <w:rFonts w:ascii="Calibri" w:hAnsi="Calibri"/>
+    </w:rPr>
   </w:style>
   <w:style w:customStyle="1" w:styleId="Figure" w:type="paragraph">
     <w:name w:val="Figure"/>
     <w:basedOn w:val="Normal"/>
+    <w:rPr>
+      <w:rFonts w:ascii="Calibri" w:hAnsi="Calibri"/>
+    </w:rPr>
   </w:style>
   <w:style w:customStyle="1" w:styleId="CaptionedFigure" w:type="paragraph">
     <w:name w:val="Captioned Figure"/>
@@ -819,28 +872,38 @@
     <w:pPr>
       <w:keepNext/>
     </w:pPr>
+    <w:rPr>
+      <w:rFonts w:ascii="Calibri" w:hAnsi="Calibri"/>
+    </w:rPr>
   </w:style>
   <w:style w:customStyle="1" w:styleId="BodyTextChar" w:type="character">
     <w:name w:val="Body Text Char"/>
     <w:basedOn w:val="DefaultParagraphFont"/>
     <w:link w:val="BodyText"/>
+    <w:rPr>
+      <w:rFonts w:ascii="Calibri" w:hAnsi="Calibri"/>
+    </w:rPr>
   </w:style>
   <w:style w:customStyle="1" w:styleId="VerbatimChar" w:type="character">
     <w:name w:val="Verbatim Char"/>
     <w:basedOn w:val="BodyTextChar"/>
     <w:rPr>
-      <w:rFonts w:ascii="Consolas" w:hAnsi="Consolas"/>
+      <w:rFonts w:ascii="Calibri" w:hAnsi="Calibri"/>
       <w:sz w:val="22"/>
     </w:rPr>
   </w:style>
   <w:style w:customStyle="1" w:styleId="SectionNumber" w:type="character">
     <w:name w:val="Section Number"/>
     <w:basedOn w:val="BodyTextChar"/>
+    <w:rPr>
+      <w:rFonts w:ascii="Calibri" w:hAnsi="Calibri"/>
+    </w:rPr>
   </w:style>
   <w:style w:styleId="FootnoteReference" w:type="character">
     <w:name w:val="Footnote Reference"/>
     <w:basedOn w:val="BodyTextChar"/>
     <w:rPr>
+      <w:rFonts w:ascii="Calibri" w:hAnsi="Calibri"/>
       <w:vertAlign w:val="superscript"/>
     </w:rPr>
   </w:style>
@@ -848,6 +911,7 @@
     <w:name w:val="Hyperlink"/>
     <w:basedOn w:val="BodyTextChar"/>
     <w:rPr>
+      <w:rFonts w:ascii="Calibri" w:hAnsi="Calibri"/>
       <w:color w:themeColor="accent1" w:val="4F81BD"/>
     </w:rPr>
   </w:style>
@@ -863,7 +927,7 @@
       <w:outlineLvl w:val="9"/>
     </w:pPr>
     <w:rPr>
-      <w:rFonts w:asciiTheme="majorHAnsi" w:cstheme="majorBidi" w:eastAsiaTheme="majorEastAsia" w:hAnsiTheme="majorHAnsi"/>
+      <w:rFonts w:ascii="Calibri" w:asciiTheme="majorHAnsi" w:cstheme="majorBidi" w:eastAsiaTheme="majorEastAsia" w:hAnsi="Calibri" w:hAnsiTheme="majorHAnsi"/>
       <w:b w:val="0"/>
       <w:bCs w:val="0"/>
       <w:color w:themeColor="accent1" w:themeShade="BF" w:val="365F91"/>

--- a/docs/Watchlog - Summary.docx
+++ b/docs/Watchlog - Summary.docx
@@ -16,7 +16,7 @@
         <w:pStyle w:val="FirstParagraph"/>
       </w:pPr>
       <w:r>
-        <w:t xml:space="preserve">Oct 16, 2026 · Jakob</w:t>
+        <w:t xml:space="preserve">Oct 25, 2026 · Jakob</w:t>
       </w:r>
     </w:p>
     <w:p>
@@ -51,7 +51,7 @@
         <w:t xml:space="preserve">;medical</w:t>
       </w:r>
       <w:r>
-        <w:t xml:space="preserve">, fill in the details that change, and the finished entry goes into iTrak. You still read it over and save it yourself, same as now.</w:t>
+        <w:t xml:space="preserve">, fill in the details that change, and the finished entry goes into iTrak. You still read it over and save it yourself, same as now. It also clears the Alert Grid list with one key once you’ve looked it over, opens and signs into our programs at the start of shift, and signs SDS back in when it logs me out after an hour. A home window with a button for everything makes it easy for new people to find their way around.</w:t>
       </w:r>
     </w:p>
     <w:bookmarkStart w:id="20" w:name="why-its-worth-trying"/>
@@ -60,7 +60,7 @@
         <w:pStyle w:val="Heading2"/>
       </w:pPr>
       <w:r>
-        <w:t xml:space="preserve">Why it's worth trying</w:t>
+        <w:t xml:space="preserve">Why it’s worth trying</w:t>
       </w:r>
     </w:p>
     <w:p>
@@ -72,7 +72,7 @@
         <w:pStyle w:val="Compact"/>
       </w:pPr>
       <w:r>
-        <w:t xml:space="preserve">About 2,000 keystrokes and 14 minutes saved per shift by my count, roughly 42 hours a year per operator. The pilot would time it properly.</w:t>
+        <w:t xml:space="preserve">About 2,000 keystrokes and 14 minutes saved per shift on typing and opening programs by my count, roughly 42 hours a year per operator. One-key Alert Grid clearing should add another 5 to 10 minutes a shift. These are estimates, and I plan to count a full shift to check them.</w:t>
       </w:r>
     </w:p>
     <w:p>
@@ -108,7 +108,7 @@
         <w:pStyle w:val="Compact"/>
       </w:pPr>
       <w:r>
-        <w:t xml:space="preserve">New operators can search templates by any word, so there's nothing to memorize.</w:t>
+        <w:t xml:space="preserve">New operators get a short tutorial and can search templates by any word, so there’s nothing to memorize.</w:t>
       </w:r>
     </w:p>
     <w:bookmarkEnd w:id="20"/>
@@ -130,7 +130,7 @@
         <w:pStyle w:val="Compact"/>
       </w:pPr>
       <w:r>
-        <w:t xml:space="preserve">Passwords are kept in Windows Credential Manager on each PC, never in a file and never synced.</w:t>
+        <w:t xml:space="preserve">Passwords are kept in Windows Credential Manager on each PC, never in a file and never synced. A login is only typed into the program it’s locked to.</w:t>
       </w:r>
     </w:p>
     <w:p>
@@ -142,7 +142,7 @@
         <w:pStyle w:val="Compact"/>
       </w:pPr>
       <w:r>
-        <w:t xml:space="preserve">It doesn't connect to the internet, send anything anywhere, record what you type, or change anything in iTrak.</w:t>
+        <w:t xml:space="preserve">It doesn’t connect to the internet, send anything anywhere, record what you type, or change anything in iTrak. In Alert Grid it only does the clicks you’d do, and never touches the password.</w:t>
       </w:r>
     </w:p>
     <w:p>
@@ -154,7 +154,7 @@
         <w:pStyle w:val="Compact"/>
       </w:pPr>
       <w:r>
-        <w:t xml:space="preserve">The only copy of log text it keeps is each operator's own shift journal, which is deleted after 30 days.</w:t>
+        <w:t xml:space="preserve">The only copy of log text it keeps is each operator’s own shift journal, which is deleted after 30 days.</w:t>
       </w:r>
     </w:p>
     <w:p>
@@ -166,7 +166,7 @@
         <w:pStyle w:val="Compact"/>
       </w:pPr>
       <w:r>
-        <w:t xml:space="preserve">The shared wording sits in a SharePoint folder that the approved supervisors have access to. Each PC shows a check code proving it has the approved version, and a Security and status report listing everything the tool has saved there.</w:t>
+        <w:t xml:space="preserve">The shared wording sits in a SharePoint folder that the supervisors have access to. Each PC shows a check code proving it has the approved version, and a Security and status report listing everything the tool has saved there.</w:t>
       </w:r>
     </w:p>
     <w:bookmarkEnd w:id="21"/>
@@ -176,7 +176,7 @@
         <w:pStyle w:val="Heading2"/>
       </w:pPr>
       <w:r>
-        <w:t xml:space="preserve">What I'm asking for</w:t>
+        <w:t xml:space="preserve">What I’m asking for</w:t>
       </w:r>
     </w:p>
     <w:p>
@@ -184,7 +184,7 @@
         <w:pStyle w:val="FirstParagraph"/>
       </w:pPr>
       <w:r>
-        <w:t xml:space="preserve">A pilot. I'd need the supervisors named by management to approve the wording, a SharePoint folder for the shared file, and IT to check the password storage, the automatic logins, installing AutoHotkey and starting it with Windows. The full overview has all the details.</w:t>
+        <w:t xml:space="preserve">Approval for anyone on the team who wants it to use it. I’d need the supervisors named by management to approve the wording, a SharePoint folder for the shared file, and IT to check the password storage, the automatic logins and Alert Grid clicks, and running Watchlog.exe with Windows. It installs per user with no administrator rights. The full overview has all the details.</w:t>
       </w:r>
     </w:p>
     <w:bookmarkEnd w:id="22"/>
@@ -404,6 +404,10 @@
   <w:style w:default="1" w:styleId="Normal" w:type="paragraph">
     <w:name w:val="Normal"/>
     <w:qFormat/>
+    <w:rPr>
+      <w:rFonts w:ascii="Calibri" w:hAnsi="Calibri"/>
+      <w:sz w:val="22"/>
+    </w:rPr>
   </w:style>
   <w:style w:styleId="BodyText" w:type="paragraph">
     <w:name w:val="Body Text"/>
@@ -413,12 +417,20 @@
       <w:spacing w:after="180" w:before="180"/>
     </w:pPr>
     <w:qFormat/>
+    <w:rPr>
+      <w:rFonts w:ascii="Calibri" w:hAnsi="Calibri"/>
+      <w:sz w:val="22"/>
+    </w:rPr>
   </w:style>
   <w:style w:customStyle="1" w:styleId="FirstParagraph" w:type="paragraph">
     <w:name w:val="First Paragraph"/>
     <w:basedOn w:val="BodyText"/>
     <w:next w:val="BodyText"/>
     <w:qFormat/>
+    <w:rPr>
+      <w:rFonts w:ascii="Calibri" w:hAnsi="Calibri"/>
+      <w:sz w:val="22"/>
+    </w:rPr>
   </w:style>
   <w:style w:customStyle="1" w:styleId="Compact" w:type="paragraph">
     <w:name w:val="Compact"/>
@@ -427,6 +439,10 @@
     <w:pPr>
       <w:spacing w:after="36" w:before="36"/>
     </w:pPr>
+    <w:rPr>
+      <w:rFonts w:ascii="Calibri" w:hAnsi="Calibri"/>
+      <w:sz w:val="21"/>
+    </w:rPr>
   </w:style>
   <w:style w:styleId="Title" w:type="paragraph">
     <w:name w:val="Title"/>
@@ -440,11 +456,11 @@
       <w:jc w:val="center"/>
     </w:pPr>
     <w:rPr>
-      <w:rFonts w:asciiTheme="majorHAnsi" w:cstheme="majorBidi" w:eastAsiaTheme="majorEastAsia" w:hAnsiTheme="majorHAnsi"/>
+      <w:rFonts w:ascii="Calibri" w:asciiTheme="majorHAnsi" w:cstheme="majorBidi" w:eastAsiaTheme="majorEastAsia" w:hAnsi="Calibri" w:hAnsiTheme="majorHAnsi"/>
       <w:b/>
       <w:bCs/>
-      <w:color w:themeColor="accent1" w:themeShade="B5" w:val="345A8A"/>
-      <w:sz w:val="36"/>
+      <w:color w:val="1F5F5F"/>
+      <w:sz w:val="44"/>
       <w:szCs w:val="36"/>
     </w:rPr>
   </w:style>
@@ -460,6 +476,7 @@
       <w:jc w:val="center"/>
     </w:pPr>
     <w:rPr>
+      <w:rFonts w:ascii="Calibri" w:hAnsi="Calibri"/>
       <w:sz w:val="30"/>
       <w:szCs w:val="30"/>
     </w:rPr>
@@ -473,6 +490,9 @@
       <w:keepLines/>
       <w:jc w:val="center"/>
     </w:pPr>
+    <w:rPr>
+      <w:rFonts w:ascii="Calibri" w:hAnsi="Calibri"/>
+    </w:rPr>
   </w:style>
   <w:style w:styleId="Date" w:type="paragraph">
     <w:name w:val="Date"/>
@@ -483,6 +503,9 @@
       <w:keepLines/>
       <w:jc w:val="center"/>
     </w:pPr>
+    <w:rPr>
+      <w:rFonts w:ascii="Calibri" w:hAnsi="Calibri"/>
+    </w:rPr>
   </w:style>
   <w:style w:customStyle="1" w:styleId="AbstractTitle" w:type="paragraph">
     <w:name w:val="Abstract Title"/>
@@ -498,6 +521,7 @@
     <w:rPr>
       <w:sz w:val="20"/>
       <w:szCs w:val="20"/>
+      <w:rFonts w:ascii="Calibri" w:hAnsi="Calibri"/>
       <w:b/>
       <w:color w:val="345A8A"/>
       &gt;
@@ -514,6 +538,7 @@
       <w:spacing w:after="300" w:before="100"/>
     </w:pPr>
     <w:rPr>
+      <w:rFonts w:ascii="Calibri" w:hAnsi="Calibri"/>
       <w:sz w:val="20"/>
       <w:szCs w:val="20"/>
     </w:rPr>
@@ -524,7 +549,9 @@
     <w:next w:val="Bibliography"/>
     <w:qFormat/>
     <w:pPr/>
-    <w:rPr/>
+    <w:rPr>
+      <w:rFonts w:ascii="Calibri" w:hAnsi="Calibri"/>
+    </w:rPr>
   </w:style>
   <w:style w:styleId="Heading1" w:type="paragraph">
     <w:name w:val="Heading 1"/>
@@ -539,7 +566,7 @@
       <w:outlineLvl w:val="0"/>
     </w:pPr>
     <w:rPr>
-      <w:rFonts w:asciiTheme="majorHAnsi" w:cstheme="majorBidi" w:eastAsiaTheme="majorEastAsia" w:hAnsiTheme="majorHAnsi"/>
+      <w:rFonts w:ascii="Calibri" w:asciiTheme="majorHAnsi" w:cstheme="majorBidi" w:eastAsiaTheme="majorEastAsia" w:hAnsi="Calibri" w:hAnsiTheme="majorHAnsi"/>
       <w:b/>
       <w:bCs/>
       <w:color w:themeColor="accent1" w:val="4F81BD"/>
@@ -561,7 +588,7 @@
       <w:outlineLvl w:val="1"/>
     </w:pPr>
     <w:rPr>
-      <w:rFonts w:asciiTheme="majorHAnsi" w:cstheme="majorBidi" w:eastAsiaTheme="majorEastAsia" w:hAnsiTheme="majorHAnsi"/>
+      <w:rFonts w:ascii="Calibri" w:asciiTheme="majorHAnsi" w:cstheme="majorBidi" w:eastAsiaTheme="majorEastAsia" w:hAnsi="Calibri" w:hAnsiTheme="majorHAnsi"/>
       <w:b/>
       <w:bCs/>
       <w:color w:themeColor="accent1" w:val="4F81BD"/>
@@ -583,7 +610,7 @@
       <w:outlineLvl w:val="2"/>
     </w:pPr>
     <w:rPr>
-      <w:rFonts w:asciiTheme="majorHAnsi" w:cstheme="majorBidi" w:eastAsiaTheme="majorEastAsia" w:hAnsiTheme="majorHAnsi"/>
+      <w:rFonts w:ascii="Calibri" w:asciiTheme="majorHAnsi" w:cstheme="majorBidi" w:eastAsiaTheme="majorEastAsia" w:hAnsi="Calibri" w:hAnsiTheme="majorHAnsi"/>
       <w:b/>
       <w:bCs/>
       <w:color w:themeColor="accent1" w:val="4F81BD"/>
@@ -605,7 +632,7 @@
       <w:outlineLvl w:val="3"/>
     </w:pPr>
     <w:rPr>
-      <w:rFonts w:asciiTheme="majorHAnsi" w:cstheme="majorBidi" w:eastAsiaTheme="majorEastAsia" w:hAnsiTheme="majorHAnsi"/>
+      <w:rFonts w:ascii="Calibri" w:asciiTheme="majorHAnsi" w:cstheme="majorBidi" w:eastAsiaTheme="majorEastAsia" w:hAnsi="Calibri" w:hAnsiTheme="majorHAnsi"/>
       <w:i/>
       <w:bCs/>
       <w:color w:themeColor="accent1" w:val="4F81BD"/>
@@ -627,7 +654,7 @@
       <w:outlineLvl w:val="4"/>
     </w:pPr>
     <w:rPr>
-      <w:rFonts w:asciiTheme="majorHAnsi" w:cstheme="majorBidi" w:eastAsiaTheme="majorEastAsia" w:hAnsiTheme="majorHAnsi"/>
+      <w:rFonts w:ascii="Calibri" w:asciiTheme="majorHAnsi" w:cstheme="majorBidi" w:eastAsiaTheme="majorEastAsia" w:hAnsi="Calibri" w:hAnsiTheme="majorHAnsi"/>
       <w:iCs/>
       <w:color w:themeColor="accent1" w:val="4F81BD"/>
       <w:sz w:val="24"/>
@@ -648,7 +675,7 @@
       <w:outlineLvl w:val="5"/>
     </w:pPr>
     <w:rPr>
-      <w:rFonts w:asciiTheme="majorHAnsi" w:cstheme="majorBidi" w:eastAsiaTheme="majorEastAsia" w:hAnsiTheme="majorHAnsi"/>
+      <w:rFonts w:ascii="Calibri" w:asciiTheme="majorHAnsi" w:cstheme="majorBidi" w:eastAsiaTheme="majorEastAsia" w:hAnsi="Calibri" w:hAnsiTheme="majorHAnsi"/>
       <w:color w:themeColor="accent1" w:val="4F81BD"/>
       <w:sz w:val="24"/>
       <w:szCs w:val="24"/>
@@ -668,7 +695,7 @@
       <w:outlineLvl w:val="6"/>
     </w:pPr>
     <w:rPr>
-      <w:rFonts w:asciiTheme="majorHAnsi" w:cstheme="majorBidi" w:eastAsiaTheme="majorEastAsia" w:hAnsiTheme="majorHAnsi"/>
+      <w:rFonts w:ascii="Calibri" w:asciiTheme="majorHAnsi" w:cstheme="majorBidi" w:eastAsiaTheme="majorEastAsia" w:hAnsi="Calibri" w:hAnsiTheme="majorHAnsi"/>
       <w:color w:themeColor="accent1" w:val="4F81BD"/>
       <w:sz w:val="24"/>
       <w:szCs w:val="24"/>
@@ -688,7 +715,7 @@
       <w:outlineLvl w:val="7"/>
     </w:pPr>
     <w:rPr>
-      <w:rFonts w:asciiTheme="majorHAnsi" w:cstheme="majorBidi" w:eastAsiaTheme="majorEastAsia" w:hAnsiTheme="majorHAnsi"/>
+      <w:rFonts w:ascii="Calibri" w:asciiTheme="majorHAnsi" w:cstheme="majorBidi" w:eastAsiaTheme="majorEastAsia" w:hAnsi="Calibri" w:hAnsiTheme="majorHAnsi"/>
       <w:color w:themeColor="accent1" w:val="4F81BD"/>
       <w:sz w:val="24"/>
       <w:szCs w:val="24"/>
@@ -708,7 +735,7 @@
       <w:outlineLvl w:val="8"/>
     </w:pPr>
     <w:rPr>
-      <w:rFonts w:asciiTheme="majorHAnsi" w:cstheme="majorBidi" w:eastAsiaTheme="majorEastAsia" w:hAnsiTheme="majorHAnsi"/>
+      <w:rFonts w:ascii="Calibri" w:asciiTheme="majorHAnsi" w:cstheme="majorBidi" w:eastAsiaTheme="majorEastAsia" w:hAnsi="Calibri" w:hAnsiTheme="majorHAnsi"/>
       <w:color w:themeColor="accent1" w:val="4F81BD"/>
       <w:sz w:val="24"/>
       <w:szCs w:val="24"/>
@@ -725,6 +752,9 @@
       <w:spacing w:after="100" w:before="100"/>
       <w:ind w:firstLine="0" w:left="480" w:right="480"/>
     </w:pPr>
+    <w:rPr>
+      <w:rFonts w:ascii="Calibri" w:hAnsi="Calibri"/>
+    </w:rPr>
   </w:style>
   <w:style w:styleId="FootnoteText" w:type="paragraph">
     <w:name w:val="Footnote Text"/>
@@ -733,11 +763,17 @@
     <w:uiPriority w:val="9"/>
     <w:unhideWhenUsed/>
     <w:qFormat/>
+    <w:rPr>
+      <w:rFonts w:ascii="Calibri" w:hAnsi="Calibri"/>
+    </w:rPr>
   </w:style>
   <w:style w:default="1" w:styleId="DefaultParagraphFont" w:type="character">
     <w:name w:val="Default Paragraph Font"/>
     <w:semiHidden/>
     <w:unhideWhenUsed/>
+    <w:rPr>
+      <w:rFonts w:ascii="Calibri" w:hAnsi="Calibri"/>
+    </w:rPr>
   </w:style>
   <w:style w:default="1" w:styleId="Table" w:type="table">
     <w:name w:val="Table"/>
@@ -745,6 +781,9 @@
     <w:semiHidden/>
     <w:unhideWhenUsed/>
     <w:qFormat/>
+    <w:rPr>
+      <w:rFonts w:ascii="Calibri" w:hAnsi="Calibri"/>
+    </w:rPr>
     <w:tblPr>
       <w:tblInd w:type="dxa" w:w="0"/>
       <w:tblCellMar>
@@ -780,12 +819,16 @@
       <w:spacing w:after="0"/>
     </w:pPr>
     <w:rPr>
+      <w:rFonts w:ascii="Calibri" w:hAnsi="Calibri"/>
       <w:b/>
     </w:rPr>
   </w:style>
   <w:style w:customStyle="1" w:styleId="Definition" w:type="paragraph">
     <w:name w:val="Definition"/>
     <w:basedOn w:val="Normal"/>
+    <w:rPr>
+      <w:rFonts w:ascii="Calibri" w:hAnsi="Calibri"/>
+    </w:rPr>
   </w:style>
   <w:style w:styleId="Caption" w:type="paragraph">
     <w:name w:val="Caption"/>
@@ -795,6 +838,7 @@
       <w:spacing w:after="120" w:before="0"/>
     </w:pPr>
     <w:rPr>
+      <w:rFonts w:ascii="Calibri" w:hAnsi="Calibri"/>
       <w:i/>
     </w:rPr>
   </w:style>
@@ -804,14 +848,23 @@
     <w:pPr>
       <w:keepNext/>
     </w:pPr>
+    <w:rPr>
+      <w:rFonts w:ascii="Calibri" w:hAnsi="Calibri"/>
+    </w:rPr>
   </w:style>
   <w:style w:customStyle="1" w:styleId="ImageCaption" w:type="paragraph">
     <w:name w:val="Image Caption"/>
     <w:basedOn w:val="Caption"/>
+    <w:rPr>
+      <w:rFonts w:ascii="Calibri" w:hAnsi="Calibri"/>
+    </w:rPr>
   </w:style>
   <w:style w:customStyle="1" w:styleId="Figure" w:type="paragraph">
     <w:name w:val="Figure"/>
     <w:basedOn w:val="Normal"/>
+    <w:rPr>
+      <w:rFonts w:ascii="Calibri" w:hAnsi="Calibri"/>
+    </w:rPr>
   </w:style>
   <w:style w:customStyle="1" w:styleId="CaptionedFigure" w:type="paragraph">
     <w:name w:val="Captioned Figure"/>
@@ -819,28 +872,38 @@
     <w:pPr>
       <w:keepNext/>
     </w:pPr>
+    <w:rPr>
+      <w:rFonts w:ascii="Calibri" w:hAnsi="Calibri"/>
+    </w:rPr>
   </w:style>
   <w:style w:customStyle="1" w:styleId="BodyTextChar" w:type="character">
     <w:name w:val="Body Text Char"/>
     <w:basedOn w:val="DefaultParagraphFont"/>
     <w:link w:val="BodyText"/>
+    <w:rPr>
+      <w:rFonts w:ascii="Calibri" w:hAnsi="Calibri"/>
+    </w:rPr>
   </w:style>
   <w:style w:customStyle="1" w:styleId="VerbatimChar" w:type="character">
     <w:name w:val="Verbatim Char"/>
     <w:basedOn w:val="BodyTextChar"/>
     <w:rPr>
-      <w:rFonts w:ascii="Consolas" w:hAnsi="Consolas"/>
+      <w:rFonts w:ascii="Calibri" w:hAnsi="Calibri"/>
       <w:sz w:val="22"/>
     </w:rPr>
   </w:style>
   <w:style w:customStyle="1" w:styleId="SectionNumber" w:type="character">
     <w:name w:val="Section Number"/>
     <w:basedOn w:val="BodyTextChar"/>
+    <w:rPr>
+      <w:rFonts w:ascii="Calibri" w:hAnsi="Calibri"/>
+    </w:rPr>
   </w:style>
   <w:style w:styleId="FootnoteReference" w:type="character">
     <w:name w:val="Footnote Reference"/>
     <w:basedOn w:val="BodyTextChar"/>
     <w:rPr>
+      <w:rFonts w:ascii="Calibri" w:hAnsi="Calibri"/>
       <w:vertAlign w:val="superscript"/>
     </w:rPr>
   </w:style>
@@ -848,6 +911,7 @@
     <w:name w:val="Hyperlink"/>
     <w:basedOn w:val="BodyTextChar"/>
     <w:rPr>
+      <w:rFonts w:ascii="Calibri" w:hAnsi="Calibri"/>
       <w:color w:themeColor="accent1" w:val="4F81BD"/>
     </w:rPr>
   </w:style>
@@ -863,7 +927,7 @@
       <w:outlineLvl w:val="9"/>
     </w:pPr>
     <w:rPr>
-      <w:rFonts w:asciiTheme="majorHAnsi" w:cstheme="majorBidi" w:eastAsiaTheme="majorEastAsia" w:hAnsiTheme="majorHAnsi"/>
+      <w:rFonts w:ascii="Calibri" w:asciiTheme="majorHAnsi" w:cstheme="majorBidi" w:eastAsiaTheme="majorEastAsia" w:hAnsi="Calibri" w:hAnsiTheme="majorHAnsi"/>
       <w:b w:val="0"/>
       <w:bCs w:val="0"/>
       <w:color w:themeColor="accent1" w:themeShade="BF" w:val="365F91"/>

--- a/docs/Watchlog - Summary.docx
+++ b/docs/Watchlog - Summary.docx
@@ -16,7 +16,7 @@
         <w:pStyle w:val="FirstParagraph"/>
       </w:pPr>
       <w:r>
-        <w:t xml:space="preserve">Oct 25, 2026 · Jakob</w:t>
+        <w:t>Oct 30, 2026 · Jakob</w:t>
       </w:r>
     </w:p>
     <w:p>
@@ -51,7 +51,7 @@
         <w:t xml:space="preserve">;medical</w:t>
       </w:r>
       <w:r>
-        <w:t xml:space="preserve">, fill in the details that change, and the finished entry goes into iTrak. You still read it over and save it yourself, same as now. It also clears the Alert Grid list with one key once you’ve looked it over, opens and signs into our programs at the start of shift, and signs SDS back in when it logs me out after an hour. A home window with a button for everything makes it easy for new people to find their way around.</w:t>
+        <w:t>, fill in the details that change, and the finished entry goes into iTrak. You still read it over and save it yourself, same as now. For logs that never change, like the start and end of shift logs, one key fills in the whole iTrak daily log. It also clears the Alert Grid list with one key once you’ve looked it over, opens and signs into our programs at the start of shift, and signs SDS back in when it logs me out after an hour. A home window with a button for everything makes it easy for new people to find their way around.</w:t>
       </w:r>
     </w:p>
     <w:bookmarkStart w:id="20" w:name="why-its-worth-trying"/>
@@ -72,7 +72,7 @@
         <w:pStyle w:val="Compact"/>
       </w:pPr>
       <w:r>
-        <w:t xml:space="preserve">About 2,000 keystrokes and 14 minutes saved per shift on typing and opening programs by my count, roughly 42 hours a year per operator. One-key Alert Grid clearing should add another 5 to 10 minutes a shift. These are estimates, and I plan to count a full shift to check them.</w:t>
+        <w:t>About 2,000 keystrokes and 14 minutes saved per shift on typing and opening programs by my count, roughly 42 hours a year per operator. One-key Alert Grid clearing should add another 5 to 10 minutes a shift. Those are estimates. The tool now counts its own savings, and on a slow shift it showed about 1,200 keystrokes and 6 minutes on a slow shift, and the end of shift log takes 4 seconds instead of 15.</w:t>
       </w:r>
     </w:p>
     <w:p>

--- a/docs/Watchlog - Summary.docx
+++ b/docs/Watchlog - Summary.docx
@@ -16,7 +16,7 @@
         <w:pStyle w:val="FirstParagraph"/>
       </w:pPr>
       <w:r>
-        <w:t>Oct 30, 2026 · Jakob</w:t>
+        <w:t xml:space="preserve">Oct 25, 2026 · Jakob</w:t>
       </w:r>
     </w:p>
     <w:p>
@@ -51,7 +51,7 @@
         <w:t xml:space="preserve">;medical</w:t>
       </w:r>
       <w:r>
-        <w:t>, fill in the details that change, and the finished entry goes into iTrak. You still read it over and save it yourself, same as now. For logs that never change, like the start and end of shift logs, one key fills in the whole iTrak daily log. It also clears the Alert Grid list with one key once you’ve looked it over, opens and signs into our programs at the start of shift, and signs SDS back in when it logs me out after an hour. A home window with a button for everything makes it easy for new people to find their way around.</w:t>
+        <w:t xml:space="preserve">, fill in the details that change, and the finished entry goes into iTrak. You still read it over and save it yourself, same as now. It also clears the Alert Grid list with one key once you’ve looked it over, opens and signs into our programs at the start of shift, and signs SDS back in when it logs me out after an hour. A home window with a button for everything makes it easy for new people to find their way around.</w:t>
       </w:r>
     </w:p>
     <w:bookmarkStart w:id="20" w:name="why-its-worth-trying"/>
@@ -72,7 +72,7 @@
         <w:pStyle w:val="Compact"/>
       </w:pPr>
       <w:r>
-        <w:t>About 2,000 keystrokes and 14 minutes saved per shift on typing and opening programs by my count, roughly 42 hours a year per operator. One-key Alert Grid clearing should add another 5 to 10 minutes a shift. Those are estimates. The tool now counts its own savings, and on a slow shift it showed about 1,200 keystrokes and 6 minutes on a slow shift, and the end of shift log takes 4 seconds instead of 15.</w:t>
+        <w:t xml:space="preserve">About 2,000 keystrokes and 14 minutes saved per shift on typing and opening programs by my count, roughly 42 hours a year per operator. One-key Alert Grid clearing should add another 5 to 10 minutes a shift. These are estimates, and I plan to count a full shift to check them.</w:t>
       </w:r>
     </w:p>
     <w:p>

--- a/docs/Watchlog - Summary.docx
+++ b/docs/Watchlog - Summary.docx
@@ -16,7 +16,7 @@
         <w:pStyle w:val="FirstParagraph"/>
       </w:pPr>
       <w:r>
-        <w:t xml:space="preserve">Oct 25, 2026 · Jakob</w:t>
+        <w:t xml:space="preserve">Oct 31, 2026 · Jakob</w:t>
       </w:r>
     </w:p>
     <w:p>
@@ -51,7 +51,7 @@
         <w:t xml:space="preserve">;medical</w:t>
       </w:r>
       <w:r>
-        <w:t xml:space="preserve">, fill in the details that change, and the finished entry goes into iTrak. You still read it over and save it yourself, same as now. It also clears the Alert Grid list with one key once you’ve looked it over, opens and signs into our programs at the start of shift, and signs SDS back in when it logs me out after an hour. A home window with a button for everything makes it easy for new people to find their way around.</w:t>
+        <w:t xml:space="preserve">, fill in the details that change, and the finished entry goes into iTrak. Most codes can also open a new daily log and fill in its Location, Topic and Reference. You still read it over and save it yourself, same as now. It also clears the Alert Grid list with one key once you’ve looked it over, opens and signs into our programs at the start of shift, signs SDS back in when it logs me out after an hour, and keeps count of the 60 minutes of break. A home window with a button for everything makes it easy for new people to find their way around.</w:t>
       </w:r>
     </w:p>
     <w:bookmarkStart w:id="20" w:name="why-its-worth-trying"/>
